--- a/DOC/SN/WIN-SN-PAR-M-Datasheet.docx
+++ b/DOC/SN/WIN-SN-PAR-M-Datasheet.docx
@@ -5543,15 +5543,15 @@
           <w:lang w:val="en-IN" w:eastAsia="en-IN"/>
         </w:rPr>
         <w:drawing>
-          <wp:anchor distT="0" distB="0" distL="114300" distR="114300" simplePos="0" relativeHeight="251666432" behindDoc="0" locked="0" layoutInCell="1" allowOverlap="1" wp14:anchorId="5F0A1EBB" wp14:editId="34A3BC7B">
+          <wp:anchor distT="0" distB="0" distL="114300" distR="114300" simplePos="0" relativeHeight="251666432" behindDoc="0" locked="0" layoutInCell="1" allowOverlap="1" wp14:anchorId="5F0A1EBB" wp14:editId="73BCA99C">
             <wp:simplePos x="0" y="0"/>
             <wp:positionH relativeFrom="page">
-              <wp:posOffset>2199640</wp:posOffset>
+              <wp:posOffset>2199005</wp:posOffset>
             </wp:positionH>
             <wp:positionV relativeFrom="paragraph">
-              <wp:posOffset>25400</wp:posOffset>
+              <wp:posOffset>24765</wp:posOffset>
             </wp:positionV>
-            <wp:extent cx="3164840" cy="2908300"/>
+            <wp:extent cx="3164205" cy="2908300"/>
             <wp:effectExtent l="0" t="0" r="0" b="6350"/>
             <wp:wrapSquare wrapText="bothSides"/>
             <wp:docPr id="14" name="Picture 14"/>
@@ -5580,7 +5580,7 @@
                   <pic:spPr>
                     <a:xfrm>
                       <a:off x="0" y="0"/>
-                      <a:ext cx="3164840" cy="2908300"/>
+                      <a:ext cx="3164205" cy="2908300"/>
                     </a:xfrm>
                     <a:prstGeom prst="rect">
                       <a:avLst/>
@@ -5869,18 +5869,18 @@
           <w:lang w:val="en-IN" w:eastAsia="en-IN"/>
         </w:rPr>
         <w:drawing>
-          <wp:anchor distT="0" distB="0" distL="114300" distR="114300" simplePos="0" relativeHeight="251667456" behindDoc="0" locked="0" layoutInCell="1" allowOverlap="1" wp14:anchorId="0CEBF09B" wp14:editId="483B4D1D">
+          <wp:anchor distT="0" distB="0" distL="114300" distR="114300" simplePos="0" relativeHeight="251668480" behindDoc="0" locked="0" layoutInCell="1" allowOverlap="1" wp14:anchorId="425C6371" wp14:editId="31D33509">
             <wp:simplePos x="0" y="0"/>
-            <wp:positionH relativeFrom="column">
-              <wp:posOffset>-414655</wp:posOffset>
+            <wp:positionH relativeFrom="margin">
+              <wp:posOffset>3010535</wp:posOffset>
             </wp:positionH>
             <wp:positionV relativeFrom="paragraph">
-              <wp:posOffset>569595</wp:posOffset>
+              <wp:posOffset>568960</wp:posOffset>
             </wp:positionV>
-            <wp:extent cx="3204210" cy="2946400"/>
-            <wp:effectExtent l="0" t="0" r="0" b="6350"/>
+            <wp:extent cx="3186430" cy="2925445"/>
+            <wp:effectExtent l="0" t="0" r="0" b="8255"/>
             <wp:wrapSquare wrapText="bothSides"/>
-            <wp:docPr id="1" name="Picture 1"/>
+            <wp:docPr id="2" name="Picture 2"/>
             <wp:cNvGraphicFramePr>
               <a:graphicFrameLocks xmlns:a="http://schemas.openxmlformats.org/drawingml/2006/main" noChangeAspect="1"/>
             </wp:cNvGraphicFramePr>
@@ -5888,7 +5888,7 @@
               <a:graphicData uri="http://schemas.openxmlformats.org/drawingml/2006/picture">
                 <pic:pic xmlns:pic="http://schemas.openxmlformats.org/drawingml/2006/picture">
                   <pic:nvPicPr>
-                    <pic:cNvPr id="1" name="Picture 1"/>
+                    <pic:cNvPr id="2" name="Picture 2"/>
                     <pic:cNvPicPr/>
                   </pic:nvPicPr>
                   <pic:blipFill>
@@ -5906,7 +5906,7 @@
                   <pic:spPr bwMode="auto">
                     <a:xfrm>
                       <a:off x="0" y="0"/>
-                      <a:ext cx="3204210" cy="2946400"/>
+                      <a:ext cx="3186430" cy="2925445"/>
                     </a:xfrm>
                     <a:prstGeom prst="rect">
                       <a:avLst/>
@@ -5941,18 +5941,18 @@
           <w:lang w:val="en-IN" w:eastAsia="en-IN"/>
         </w:rPr>
         <w:drawing>
-          <wp:anchor distT="0" distB="0" distL="114300" distR="114300" simplePos="0" relativeHeight="251668480" behindDoc="0" locked="0" layoutInCell="1" allowOverlap="1" wp14:anchorId="425C6371" wp14:editId="60737423">
+          <wp:anchor distT="0" distB="0" distL="114300" distR="114300" simplePos="0" relativeHeight="251667456" behindDoc="0" locked="0" layoutInCell="1" allowOverlap="1" wp14:anchorId="0CEBF09B" wp14:editId="4730B6EC">
             <wp:simplePos x="0" y="0"/>
-            <wp:positionH relativeFrom="margin">
-              <wp:posOffset>3010535</wp:posOffset>
+            <wp:positionH relativeFrom="column">
+              <wp:posOffset>-414655</wp:posOffset>
             </wp:positionH>
             <wp:positionV relativeFrom="paragraph">
-              <wp:posOffset>568325</wp:posOffset>
+              <wp:posOffset>568960</wp:posOffset>
             </wp:positionV>
-            <wp:extent cx="3186430" cy="2932430"/>
-            <wp:effectExtent l="0" t="0" r="0" b="1270"/>
+            <wp:extent cx="3204210" cy="2939415"/>
+            <wp:effectExtent l="0" t="0" r="0" b="0"/>
             <wp:wrapSquare wrapText="bothSides"/>
-            <wp:docPr id="2" name="Picture 2"/>
+            <wp:docPr id="1" name="Picture 1"/>
             <wp:cNvGraphicFramePr>
               <a:graphicFrameLocks xmlns:a="http://schemas.openxmlformats.org/drawingml/2006/main" noChangeAspect="1"/>
             </wp:cNvGraphicFramePr>
@@ -5960,7 +5960,7 @@
               <a:graphicData uri="http://schemas.openxmlformats.org/drawingml/2006/picture">
                 <pic:pic xmlns:pic="http://schemas.openxmlformats.org/drawingml/2006/picture">
                   <pic:nvPicPr>
-                    <pic:cNvPr id="2" name="Picture 2"/>
+                    <pic:cNvPr id="1" name="Picture 1"/>
                     <pic:cNvPicPr/>
                   </pic:nvPicPr>
                   <pic:blipFill>
@@ -5978,7 +5978,7 @@
                   <pic:spPr bwMode="auto">
                     <a:xfrm>
                       <a:off x="0" y="0"/>
-                      <a:ext cx="3186430" cy="2932430"/>
+                      <a:ext cx="3204210" cy="2939415"/>
                     </a:xfrm>
                     <a:prstGeom prst="rect">
                       <a:avLst/>
@@ -6064,43 +6064,25 @@
         <w:rPr>
           <w:sz w:val="28"/>
         </w:rPr>
-        <w:t xml:space="preserve">Make the register 40003 and 40004 as 32 </w:t>
-      </w:r>
-      <w:r>
-        <w:rPr>
-          <w:sz w:val="28"/>
-        </w:rPr>
-        <w:t>bits</w:t>
-      </w:r>
-      <w:r>
-        <w:rPr>
-          <w:sz w:val="28"/>
-        </w:rPr>
-        <w:t xml:space="preserve"> unsigned big endian then at the register 40003 shows PPFD values.</w:t>
-      </w:r>
-    </w:p>
-    <w:p>
-      <w:pPr>
-        <w:pStyle w:val="ListParagraph"/>
-        <w:numPr>
-          <w:ilvl w:val="0"/>
-          <w:numId w:val="32"/>
-        </w:numPr>
-        <w:rPr>
-          <w:sz w:val="28"/>
-        </w:rPr>
-      </w:pPr>
-      <w:r>
-        <w:rPr>
-          <w:sz w:val="28"/>
-        </w:rPr>
         <w:t xml:space="preserve">Resistor </w:t>
       </w:r>
       <w:r>
         <w:rPr>
           <w:sz w:val="28"/>
         </w:rPr>
-        <w:t xml:space="preserve">40005 will show </w:t>
+        <w:t>4000</w:t>
+      </w:r>
+      <w:r>
+        <w:rPr>
+          <w:sz w:val="28"/>
+        </w:rPr>
+        <w:t>3</w:t>
+      </w:r>
+      <w:r>
+        <w:rPr>
+          <w:sz w:val="28"/>
+        </w:rPr>
+        <w:t xml:space="preserve"> will show </w:t>
       </w:r>
       <w:r>
         <w:rPr>
@@ -6211,7 +6193,7 @@
           <w:szCs w:val="24"/>
           <w:lang w:val="en-IN" w:eastAsia="en-IN"/>
         </w:rPr>
-        <w:t>6</w:t>
+        <w:t>4</w:t>
       </w:r>
       <w:r>
         <w:rPr>
@@ -6271,7 +6253,7 @@
           <w:szCs w:val="24"/>
           <w:lang w:val="en-IN" w:eastAsia="en-IN"/>
         </w:rPr>
-        <w:t>5</w:t>
+        <w:t>3</w:t>
       </w:r>
       <w:r>
         <w:rPr>
@@ -6508,6 +6490,26 @@
         </w:rPr>
         <w:t>(As per client request)</w:t>
       </w:r>
+    </w:p>
+    <w:p>
+      <w:pPr>
+        <w:spacing w:line="256" w:lineRule="auto"/>
+        <w:rPr>
+          <w:rFonts w:cstheme="minorHAnsi"/>
+          <w:sz w:val="28"/>
+          <w:szCs w:val="28"/>
+        </w:rPr>
+      </w:pPr>
+    </w:p>
+    <w:p>
+      <w:pPr>
+        <w:spacing w:line="256" w:lineRule="auto"/>
+        <w:rPr>
+          <w:rFonts w:cstheme="minorHAnsi"/>
+          <w:sz w:val="28"/>
+          <w:szCs w:val="28"/>
+        </w:rPr>
+      </w:pPr>
     </w:p>
     <w:p>
       <w:pPr>
@@ -14581,11 +14583,13 @@
     <w:rsid w:val="00BC37BC"/>
     <w:rsid w:val="00C173C2"/>
     <w:rsid w:val="00C222A4"/>
+    <w:rsid w:val="00C538CA"/>
     <w:rsid w:val="00C57468"/>
     <w:rsid w:val="00C7703C"/>
     <w:rsid w:val="00CC7947"/>
     <w:rsid w:val="00D24879"/>
     <w:rsid w:val="00E00B52"/>
+    <w:rsid w:val="00E0368B"/>
     <w:rsid w:val="00E311C0"/>
     <w:rsid w:val="00E97E41"/>
     <w:rsid w:val="00EB5A49"/>

--- a/DOC/SN/WIN-SN-PAR-M-Datasheet.docx
+++ b/DOC/SN/WIN-SN-PAR-M-Datasheet.docx
@@ -2775,16 +2775,12 @@
       <w:tr>
         <w:trPr>
           <w:cnfStyle w:val="000000100000" w:firstRow="0" w:lastRow="0" w:firstColumn="0" w:lastColumn="0" w:oddVBand="0" w:evenVBand="0" w:oddHBand="1" w:evenHBand="0" w:firstRowFirstColumn="0" w:firstRowLastColumn="0" w:lastRowFirstColumn="0" w:lastRowLastColumn="0"/>
-          <w:trHeight w:val="551"/>
+          <w:trHeight w:val="1025"/>
         </w:trPr>
         <w:tc>
           <w:tcPr>
             <w:cnfStyle w:val="001000000000" w:firstRow="0" w:lastRow="0" w:firstColumn="1" w:lastColumn="0" w:oddVBand="0" w:evenVBand="0" w:oddHBand="0" w:evenHBand="0" w:firstRowFirstColumn="0" w:firstRowLastColumn="0" w:lastRowFirstColumn="0" w:lastRowLastColumn="0"/>
             <w:tcW w:w="541" w:type="dxa"/>
-            <w:vMerge w:val="restart"/>
-            <w:tcBorders>
-              <w:left w:val="none" w:sz="0" w:space="0" w:color="auto"/>
-            </w:tcBorders>
             <w:vAlign w:val="center"/>
           </w:tcPr>
           <w:p>
@@ -2811,7 +2807,6 @@
         <w:tc>
           <w:tcPr>
             <w:tcW w:w="3657" w:type="dxa"/>
-            <w:vMerge w:val="restart"/>
             <w:vAlign w:val="center"/>
           </w:tcPr>
           <w:p>
@@ -2895,14 +2890,13 @@
                 <w:sz w:val="28"/>
                 <w:szCs w:val="28"/>
               </w:rPr>
-              <w:t>40003</w:t>
+              <w:t>40001</w:t>
             </w:r>
           </w:p>
         </w:tc>
         <w:tc>
           <w:tcPr>
             <w:tcW w:w="1289" w:type="dxa"/>
-            <w:vMerge w:val="restart"/>
             <w:vAlign w:val="center"/>
           </w:tcPr>
           <w:p>
@@ -2932,7 +2926,6 @@
         <w:tc>
           <w:tcPr>
             <w:tcW w:w="1119" w:type="dxa"/>
-            <w:vMerge w:val="restart"/>
             <w:vAlign w:val="center"/>
           </w:tcPr>
           <w:p>
@@ -2962,7 +2955,6 @@
         <w:tc>
           <w:tcPr>
             <w:tcW w:w="1811" w:type="dxa"/>
-            <w:vMerge w:val="restart"/>
             <w:vAlign w:val="center"/>
           </w:tcPr>
           <w:p>
@@ -2992,13 +2984,12 @@
       </w:tr>
       <w:tr>
         <w:trPr>
-          <w:trHeight w:val="70"/>
+          <w:trHeight w:val="736"/>
         </w:trPr>
         <w:tc>
           <w:tcPr>
             <w:cnfStyle w:val="001000000000" w:firstRow="0" w:lastRow="0" w:firstColumn="1" w:lastColumn="0" w:oddVBand="0" w:evenVBand="0" w:oddHBand="0" w:evenHBand="0" w:firstRowFirstColumn="0" w:firstRowLastColumn="0" w:lastRowFirstColumn="0" w:lastRowLastColumn="0"/>
             <w:tcW w:w="541" w:type="dxa"/>
-            <w:vMerge/>
             <w:tcBorders>
               <w:left w:val="none" w:sz="0" w:space="0" w:color="auto"/>
             </w:tcBorders>
@@ -3014,26 +3005,41 @@
                 <w:szCs w:val="28"/>
               </w:rPr>
             </w:pPr>
+            <w:r>
+              <w:rPr>
+                <w:rFonts w:cstheme="minorHAnsi"/>
+                <w:color w:val="000000" w:themeColor="text1"/>
+                <w:sz w:val="28"/>
+                <w:szCs w:val="28"/>
+              </w:rPr>
+              <w:t>2</w:t>
+            </w:r>
           </w:p>
         </w:tc>
         <w:tc>
           <w:tcPr>
             <w:tcW w:w="3657" w:type="dxa"/>
-            <w:vMerge/>
             <w:vAlign w:val="center"/>
           </w:tcPr>
           <w:p>
             <w:pPr>
               <w:cnfStyle w:val="000000000000" w:firstRow="0" w:lastRow="0" w:firstColumn="0" w:lastColumn="0" w:oddVBand="0" w:evenVBand="0" w:oddHBand="0" w:evenHBand="0" w:firstRowFirstColumn="0" w:firstRowLastColumn="0" w:lastRowFirstColumn="0" w:lastRowLastColumn="0"/>
               <w:rPr>
-                <w:rFonts w:eastAsia="Times New Roman" w:cstheme="minorHAnsi"/>
+                <w:rFonts w:cstheme="minorHAnsi"/>
                 <w:b/>
-                <w:color w:val="000000"/>
-                <w:sz w:val="28"/>
-                <w:szCs w:val="28"/>
-                <w:lang w:val="en-IN" w:eastAsia="en-IN"/>
+                <w:sz w:val="28"/>
+                <w:szCs w:val="28"/>
               </w:rPr>
             </w:pPr>
+            <w:r>
+              <w:rPr>
+                <w:rFonts w:cstheme="minorHAnsi"/>
+                <w:b/>
+                <w:sz w:val="28"/>
+                <w:szCs w:val="28"/>
+              </w:rPr>
+              <w:t>Current Light Mode</w:t>
+            </w:r>
           </w:p>
         </w:tc>
         <w:tc>
@@ -3061,14 +3067,23 @@
                 <w:sz w:val="28"/>
                 <w:szCs w:val="28"/>
               </w:rPr>
-              <w:t>40004</w:t>
+              <w:t>4000</w:t>
+            </w:r>
+            <w:r>
+              <w:rPr>
+                <w:rFonts w:cstheme="minorHAnsi"/>
+                <w:b/>
+                <w:color w:val="5B9BD5" w:themeColor="accent1"/>
+                <w:sz w:val="28"/>
+                <w:szCs w:val="28"/>
+              </w:rPr>
+              <w:t>3</w:t>
             </w:r>
           </w:p>
         </w:tc>
         <w:tc>
           <w:tcPr>
             <w:tcW w:w="1289" w:type="dxa"/>
-            <w:vMerge/>
             <w:vAlign w:val="center"/>
           </w:tcPr>
           <w:p>
@@ -3083,12 +3098,21 @@
                 <w:szCs w:val="28"/>
               </w:rPr>
             </w:pPr>
+            <w:r>
+              <w:rPr>
+                <w:rFonts w:cstheme="minorHAnsi"/>
+                <w:b/>
+                <w:color w:val="5B9BD5" w:themeColor="accent1"/>
+                <w:sz w:val="28"/>
+                <w:szCs w:val="28"/>
+              </w:rPr>
+              <w:t>0x03</w:t>
+            </w:r>
           </w:p>
         </w:tc>
         <w:tc>
           <w:tcPr>
             <w:tcW w:w="1119" w:type="dxa"/>
-            <w:vMerge/>
             <w:vAlign w:val="center"/>
           </w:tcPr>
           <w:p>
@@ -3103,12 +3127,21 @@
                 <w:szCs w:val="28"/>
               </w:rPr>
             </w:pPr>
+            <w:r>
+              <w:rPr>
+                <w:rFonts w:cstheme="minorHAnsi"/>
+                <w:b/>
+                <w:color w:val="5B9BD5" w:themeColor="accent1"/>
+                <w:sz w:val="28"/>
+                <w:szCs w:val="28"/>
+              </w:rPr>
+              <w:t>RS485</w:t>
+            </w:r>
           </w:p>
         </w:tc>
         <w:tc>
           <w:tcPr>
             <w:tcW w:w="1811" w:type="dxa"/>
-            <w:vMerge/>
             <w:vAlign w:val="center"/>
           </w:tcPr>
           <w:p>
@@ -3123,6 +3156,16 @@
                 <w:szCs w:val="28"/>
               </w:rPr>
             </w:pPr>
+            <w:r>
+              <w:rPr>
+                <w:rFonts w:cstheme="minorHAnsi"/>
+                <w:b/>
+                <w:color w:val="5B9BD5" w:themeColor="accent1"/>
+                <w:sz w:val="28"/>
+                <w:szCs w:val="28"/>
+              </w:rPr>
+              <w:t>16-bit int</w:t>
+            </w:r>
           </w:p>
         </w:tc>
       </w:tr>
@@ -3157,7 +3200,7 @@
                 <w:sz w:val="28"/>
                 <w:szCs w:val="28"/>
               </w:rPr>
-              <w:t>2</w:t>
+              <w:t>3</w:t>
             </w:r>
           </w:p>
         </w:tc>
@@ -3183,7 +3226,7 @@
                 <w:sz w:val="28"/>
                 <w:szCs w:val="28"/>
               </w:rPr>
-              <w:t>Current Light Mode</w:t>
+              <w:t>Enter New Light Mode</w:t>
             </w:r>
           </w:p>
         </w:tc>
@@ -3212,7 +3255,17 @@
                 <w:sz w:val="28"/>
                 <w:szCs w:val="28"/>
               </w:rPr>
-              <w:t>40005</w:t>
+              <w:t>4000</w:t>
+            </w:r>
+            <w:r>
+              <w:rPr>
+                <w:rFonts w:cstheme="minorHAnsi"/>
+                <w:b/>
+                <w:color w:val="5B9BD5" w:themeColor="accent1"/>
+                <w:sz w:val="28"/>
+                <w:szCs w:val="28"/>
+              </w:rPr>
+              <w:t>4</w:t>
             </w:r>
           </w:p>
         </w:tc>
@@ -3306,184 +3359,6 @@
       </w:tr>
       <w:tr>
         <w:trPr>
-          <w:trHeight w:val="736"/>
-        </w:trPr>
-        <w:tc>
-          <w:tcPr>
-            <w:cnfStyle w:val="001000000000" w:firstRow="0" w:lastRow="0" w:firstColumn="1" w:lastColumn="0" w:oddVBand="0" w:evenVBand="0" w:oddHBand="0" w:evenHBand="0" w:firstRowFirstColumn="0" w:firstRowLastColumn="0" w:lastRowFirstColumn="0" w:lastRowLastColumn="0"/>
-            <w:tcW w:w="541" w:type="dxa"/>
-            <w:tcBorders>
-              <w:left w:val="none" w:sz="0" w:space="0" w:color="auto"/>
-            </w:tcBorders>
-            <w:vAlign w:val="center"/>
-          </w:tcPr>
-          <w:p>
-            <w:pPr>
-              <w:jc w:val="center"/>
-              <w:rPr>
-                <w:rFonts w:cstheme="minorHAnsi"/>
-                <w:color w:val="000000" w:themeColor="text1"/>
-                <w:sz w:val="28"/>
-                <w:szCs w:val="28"/>
-              </w:rPr>
-            </w:pPr>
-            <w:r>
-              <w:rPr>
-                <w:rFonts w:cstheme="minorHAnsi"/>
-                <w:color w:val="000000" w:themeColor="text1"/>
-                <w:sz w:val="28"/>
-                <w:szCs w:val="28"/>
-              </w:rPr>
-              <w:t>3</w:t>
-            </w:r>
-          </w:p>
-        </w:tc>
-        <w:tc>
-          <w:tcPr>
-            <w:tcW w:w="3657" w:type="dxa"/>
-            <w:vAlign w:val="center"/>
-          </w:tcPr>
-          <w:p>
-            <w:pPr>
-              <w:cnfStyle w:val="000000000000" w:firstRow="0" w:lastRow="0" w:firstColumn="0" w:lastColumn="0" w:oddVBand="0" w:evenVBand="0" w:oddHBand="0" w:evenHBand="0" w:firstRowFirstColumn="0" w:firstRowLastColumn="0" w:lastRowFirstColumn="0" w:lastRowLastColumn="0"/>
-              <w:rPr>
-                <w:rFonts w:cstheme="minorHAnsi"/>
-                <w:b/>
-                <w:sz w:val="28"/>
-                <w:szCs w:val="28"/>
-              </w:rPr>
-            </w:pPr>
-            <w:r>
-              <w:rPr>
-                <w:rFonts w:cstheme="minorHAnsi"/>
-                <w:b/>
-                <w:sz w:val="28"/>
-                <w:szCs w:val="28"/>
-              </w:rPr>
-              <w:t>Enter New Light Mode</w:t>
-            </w:r>
-          </w:p>
-        </w:tc>
-        <w:tc>
-          <w:tcPr>
-            <w:tcW w:w="1597" w:type="dxa"/>
-            <w:vAlign w:val="center"/>
-          </w:tcPr>
-          <w:p>
-            <w:pPr>
-              <w:jc w:val="center"/>
-              <w:cnfStyle w:val="000000000000" w:firstRow="0" w:lastRow="0" w:firstColumn="0" w:lastColumn="0" w:oddVBand="0" w:evenVBand="0" w:oddHBand="0" w:evenHBand="0" w:firstRowFirstColumn="0" w:firstRowLastColumn="0" w:lastRowFirstColumn="0" w:lastRowLastColumn="0"/>
-              <w:rPr>
-                <w:rFonts w:cstheme="minorHAnsi"/>
-                <w:b/>
-                <w:color w:val="5B9BD5" w:themeColor="accent1"/>
-                <w:sz w:val="28"/>
-                <w:szCs w:val="28"/>
-              </w:rPr>
-            </w:pPr>
-            <w:r>
-              <w:rPr>
-                <w:rFonts w:cstheme="minorHAnsi"/>
-                <w:b/>
-                <w:color w:val="5B9BD5" w:themeColor="accent1"/>
-                <w:sz w:val="28"/>
-                <w:szCs w:val="28"/>
-              </w:rPr>
-              <w:t>40006</w:t>
-            </w:r>
-          </w:p>
-        </w:tc>
-        <w:tc>
-          <w:tcPr>
-            <w:tcW w:w="1289" w:type="dxa"/>
-            <w:vAlign w:val="center"/>
-          </w:tcPr>
-          <w:p>
-            <w:pPr>
-              <w:jc w:val="center"/>
-              <w:cnfStyle w:val="000000000000" w:firstRow="0" w:lastRow="0" w:firstColumn="0" w:lastColumn="0" w:oddVBand="0" w:evenVBand="0" w:oddHBand="0" w:evenHBand="0" w:firstRowFirstColumn="0" w:firstRowLastColumn="0" w:lastRowFirstColumn="0" w:lastRowLastColumn="0"/>
-              <w:rPr>
-                <w:rFonts w:cstheme="minorHAnsi"/>
-                <w:b/>
-                <w:color w:val="5B9BD5" w:themeColor="accent1"/>
-                <w:sz w:val="28"/>
-                <w:szCs w:val="28"/>
-              </w:rPr>
-            </w:pPr>
-            <w:r>
-              <w:rPr>
-                <w:rFonts w:cstheme="minorHAnsi"/>
-                <w:b/>
-                <w:color w:val="5B9BD5" w:themeColor="accent1"/>
-                <w:sz w:val="28"/>
-                <w:szCs w:val="28"/>
-              </w:rPr>
-              <w:t>0x03</w:t>
-            </w:r>
-          </w:p>
-        </w:tc>
-        <w:tc>
-          <w:tcPr>
-            <w:tcW w:w="1119" w:type="dxa"/>
-            <w:vAlign w:val="center"/>
-          </w:tcPr>
-          <w:p>
-            <w:pPr>
-              <w:jc w:val="center"/>
-              <w:cnfStyle w:val="000000000000" w:firstRow="0" w:lastRow="0" w:firstColumn="0" w:lastColumn="0" w:oddVBand="0" w:evenVBand="0" w:oddHBand="0" w:evenHBand="0" w:firstRowFirstColumn="0" w:firstRowLastColumn="0" w:lastRowFirstColumn="0" w:lastRowLastColumn="0"/>
-              <w:rPr>
-                <w:rFonts w:cstheme="minorHAnsi"/>
-                <w:b/>
-                <w:color w:val="5B9BD5" w:themeColor="accent1"/>
-                <w:sz w:val="28"/>
-                <w:szCs w:val="28"/>
-              </w:rPr>
-            </w:pPr>
-            <w:r>
-              <w:rPr>
-                <w:rFonts w:cstheme="minorHAnsi"/>
-                <w:b/>
-                <w:color w:val="5B9BD5" w:themeColor="accent1"/>
-                <w:sz w:val="28"/>
-                <w:szCs w:val="28"/>
-              </w:rPr>
-              <w:t>RS485</w:t>
-            </w:r>
-          </w:p>
-        </w:tc>
-        <w:tc>
-          <w:tcPr>
-            <w:tcW w:w="1811" w:type="dxa"/>
-            <w:vAlign w:val="center"/>
-          </w:tcPr>
-          <w:p>
-            <w:pPr>
-              <w:jc w:val="center"/>
-              <w:cnfStyle w:val="000000000000" w:firstRow="0" w:lastRow="0" w:firstColumn="0" w:lastColumn="0" w:oddVBand="0" w:evenVBand="0" w:oddHBand="0" w:evenHBand="0" w:firstRowFirstColumn="0" w:firstRowLastColumn="0" w:lastRowFirstColumn="0" w:lastRowLastColumn="0"/>
-              <w:rPr>
-                <w:rFonts w:cstheme="minorHAnsi"/>
-                <w:b/>
-                <w:color w:val="5B9BD5" w:themeColor="accent1"/>
-                <w:sz w:val="28"/>
-                <w:szCs w:val="28"/>
-              </w:rPr>
-            </w:pPr>
-            <w:r>
-              <w:rPr>
-                <w:rFonts w:cstheme="minorHAnsi"/>
-                <w:b/>
-                <w:color w:val="5B9BD5" w:themeColor="accent1"/>
-                <w:sz w:val="28"/>
-                <w:szCs w:val="28"/>
-              </w:rPr>
-              <w:t>16-bit int</w:t>
-            </w:r>
-          </w:p>
-        </w:tc>
-      </w:tr>
-      <w:tr>
-        <w:trPr>
-          <w:cnfStyle w:val="000000100000" w:firstRow="0" w:lastRow="0" w:firstColumn="0" w:lastColumn="0" w:oddVBand="0" w:evenVBand="0" w:oddHBand="1" w:evenHBand="0" w:firstRowFirstColumn="0" w:firstRowLastColumn="0" w:lastRowFirstColumn="0" w:lastRowLastColumn="0"/>
           <w:trHeight w:val="335"/>
         </w:trPr>
         <w:tc>
@@ -3514,7 +3389,7 @@
           </w:tcPr>
           <w:p>
             <w:pPr>
-              <w:cnfStyle w:val="000000100000" w:firstRow="0" w:lastRow="0" w:firstColumn="0" w:lastColumn="0" w:oddVBand="0" w:evenVBand="0" w:oddHBand="1" w:evenHBand="0" w:firstRowFirstColumn="0" w:firstRowLastColumn="0" w:lastRowFirstColumn="0" w:lastRowLastColumn="0"/>
+              <w:cnfStyle w:val="000000000000" w:firstRow="0" w:lastRow="0" w:firstColumn="0" w:lastColumn="0" w:oddVBand="0" w:evenVBand="0" w:oddHBand="0" w:evenHBand="0" w:firstRowFirstColumn="0" w:firstRowLastColumn="0" w:lastRowFirstColumn="0" w:lastRowLastColumn="0"/>
               <w:rPr>
                 <w:rFonts w:cstheme="minorHAnsi"/>
                 <w:b/>
@@ -3532,7 +3407,7 @@
           <w:p>
             <w:pPr>
               <w:jc w:val="center"/>
-              <w:cnfStyle w:val="000000100000" w:firstRow="0" w:lastRow="0" w:firstColumn="0" w:lastColumn="0" w:oddVBand="0" w:evenVBand="0" w:oddHBand="1" w:evenHBand="0" w:firstRowFirstColumn="0" w:firstRowLastColumn="0" w:lastRowFirstColumn="0" w:lastRowLastColumn="0"/>
+              <w:cnfStyle w:val="000000000000" w:firstRow="0" w:lastRow="0" w:firstColumn="0" w:lastColumn="0" w:oddVBand="0" w:evenVBand="0" w:oddHBand="0" w:evenHBand="0" w:firstRowFirstColumn="0" w:firstRowLastColumn="0" w:lastRowFirstColumn="0" w:lastRowLastColumn="0"/>
               <w:rPr>
                 <w:rFonts w:cstheme="minorHAnsi"/>
                 <w:b/>
@@ -3551,7 +3426,7 @@
           <w:p>
             <w:pPr>
               <w:jc w:val="center"/>
-              <w:cnfStyle w:val="000000100000" w:firstRow="0" w:lastRow="0" w:firstColumn="0" w:lastColumn="0" w:oddVBand="0" w:evenVBand="0" w:oddHBand="1" w:evenHBand="0" w:firstRowFirstColumn="0" w:firstRowLastColumn="0" w:lastRowFirstColumn="0" w:lastRowLastColumn="0"/>
+              <w:cnfStyle w:val="000000000000" w:firstRow="0" w:lastRow="0" w:firstColumn="0" w:lastColumn="0" w:oddVBand="0" w:evenVBand="0" w:oddHBand="0" w:evenHBand="0" w:firstRowFirstColumn="0" w:firstRowLastColumn="0" w:lastRowFirstColumn="0" w:lastRowLastColumn="0"/>
               <w:rPr>
                 <w:rFonts w:cstheme="minorHAnsi"/>
                 <w:b/>
@@ -3570,7 +3445,7 @@
           <w:p>
             <w:pPr>
               <w:jc w:val="center"/>
-              <w:cnfStyle w:val="000000100000" w:firstRow="0" w:lastRow="0" w:firstColumn="0" w:lastColumn="0" w:oddVBand="0" w:evenVBand="0" w:oddHBand="1" w:evenHBand="0" w:firstRowFirstColumn="0" w:firstRowLastColumn="0" w:lastRowFirstColumn="0" w:lastRowLastColumn="0"/>
+              <w:cnfStyle w:val="000000000000" w:firstRow="0" w:lastRow="0" w:firstColumn="0" w:lastColumn="0" w:oddVBand="0" w:evenVBand="0" w:oddHBand="0" w:evenHBand="0" w:firstRowFirstColumn="0" w:firstRowLastColumn="0" w:lastRowFirstColumn="0" w:lastRowLastColumn="0"/>
               <w:rPr>
                 <w:rFonts w:cstheme="minorHAnsi"/>
                 <w:b/>
@@ -3589,7 +3464,7 @@
           <w:p>
             <w:pPr>
               <w:jc w:val="center"/>
-              <w:cnfStyle w:val="000000100000" w:firstRow="0" w:lastRow="0" w:firstColumn="0" w:lastColumn="0" w:oddVBand="0" w:evenVBand="0" w:oddHBand="1" w:evenHBand="0" w:firstRowFirstColumn="0" w:firstRowLastColumn="0" w:lastRowFirstColumn="0" w:lastRowLastColumn="0"/>
+              <w:cnfStyle w:val="000000000000" w:firstRow="0" w:lastRow="0" w:firstColumn="0" w:lastColumn="0" w:oddVBand="0" w:evenVBand="0" w:oddHBand="0" w:evenHBand="0" w:firstRowFirstColumn="0" w:firstRowLastColumn="0" w:lastRowFirstColumn="0" w:lastRowLastColumn="0"/>
               <w:rPr>
                 <w:rFonts w:cstheme="minorHAnsi"/>
                 <w:b/>
@@ -3603,6 +3478,7 @@
       </w:tr>
       <w:tr>
         <w:trPr>
+          <w:cnfStyle w:val="000000100000" w:firstRow="0" w:lastRow="0" w:firstColumn="0" w:lastColumn="0" w:oddVBand="0" w:evenVBand="0" w:oddHBand="1" w:evenHBand="0" w:firstRowFirstColumn="0" w:firstRowLastColumn="0" w:lastRowFirstColumn="0" w:lastRowLastColumn="0"/>
           <w:trHeight w:val="736"/>
         </w:trPr>
         <w:tc>
@@ -3646,7 +3522,7 @@
           </w:tcPr>
           <w:p>
             <w:pPr>
-              <w:cnfStyle w:val="000000000000" w:firstRow="0" w:lastRow="0" w:firstColumn="0" w:lastColumn="0" w:oddVBand="0" w:evenVBand="0" w:oddHBand="0" w:evenHBand="0" w:firstRowFirstColumn="0" w:firstRowLastColumn="0" w:lastRowFirstColumn="0" w:lastRowLastColumn="0"/>
+              <w:cnfStyle w:val="000000100000" w:firstRow="0" w:lastRow="0" w:firstColumn="0" w:lastColumn="0" w:oddVBand="0" w:evenVBand="0" w:oddHBand="1" w:evenHBand="0" w:firstRowFirstColumn="0" w:firstRowLastColumn="0" w:lastRowFirstColumn="0" w:lastRowLastColumn="0"/>
               <w:rPr>
                 <w:rFonts w:cstheme="minorHAnsi"/>
                 <w:b/>
@@ -3674,7 +3550,7 @@
           <w:p>
             <w:pPr>
               <w:jc w:val="center"/>
-              <w:cnfStyle w:val="000000000000" w:firstRow="0" w:lastRow="0" w:firstColumn="0" w:lastColumn="0" w:oddVBand="0" w:evenVBand="0" w:oddHBand="0" w:evenHBand="0" w:firstRowFirstColumn="0" w:firstRowLastColumn="0" w:lastRowFirstColumn="0" w:lastRowLastColumn="0"/>
+              <w:cnfStyle w:val="000000100000" w:firstRow="0" w:lastRow="0" w:firstColumn="0" w:lastColumn="0" w:oddVBand="0" w:evenVBand="0" w:oddHBand="1" w:evenHBand="0" w:firstRowFirstColumn="0" w:firstRowLastColumn="0" w:lastRowFirstColumn="0" w:lastRowLastColumn="0"/>
               <w:rPr>
                 <w:rFonts w:cstheme="minorHAnsi"/>
                 <w:b/>
@@ -3692,6 +3568,191 @@
                 <w:szCs w:val="28"/>
               </w:rPr>
               <w:t>40011</w:t>
+            </w:r>
+          </w:p>
+        </w:tc>
+        <w:tc>
+          <w:tcPr>
+            <w:tcW w:w="1289" w:type="dxa"/>
+            <w:vAlign w:val="center"/>
+            <w:hideMark/>
+          </w:tcPr>
+          <w:p>
+            <w:pPr>
+              <w:jc w:val="center"/>
+              <w:cnfStyle w:val="000000100000" w:firstRow="0" w:lastRow="0" w:firstColumn="0" w:lastColumn="0" w:oddVBand="0" w:evenVBand="0" w:oddHBand="1" w:evenHBand="0" w:firstRowFirstColumn="0" w:firstRowLastColumn="0" w:lastRowFirstColumn="0" w:lastRowLastColumn="0"/>
+              <w:rPr>
+                <w:rFonts w:cstheme="minorHAnsi"/>
+                <w:b/>
+                <w:color w:val="5B9BD5" w:themeColor="accent1"/>
+                <w:sz w:val="28"/>
+                <w:szCs w:val="28"/>
+              </w:rPr>
+            </w:pPr>
+            <w:r>
+              <w:rPr>
+                <w:rFonts w:cstheme="minorHAnsi"/>
+                <w:b/>
+                <w:color w:val="5B9BD5" w:themeColor="accent1"/>
+                <w:sz w:val="28"/>
+                <w:szCs w:val="28"/>
+              </w:rPr>
+              <w:t>0x03</w:t>
+            </w:r>
+          </w:p>
+        </w:tc>
+        <w:tc>
+          <w:tcPr>
+            <w:tcW w:w="1119" w:type="dxa"/>
+            <w:vAlign w:val="center"/>
+            <w:hideMark/>
+          </w:tcPr>
+          <w:p>
+            <w:pPr>
+              <w:jc w:val="center"/>
+              <w:cnfStyle w:val="000000100000" w:firstRow="0" w:lastRow="0" w:firstColumn="0" w:lastColumn="0" w:oddVBand="0" w:evenVBand="0" w:oddHBand="1" w:evenHBand="0" w:firstRowFirstColumn="0" w:firstRowLastColumn="0" w:lastRowFirstColumn="0" w:lastRowLastColumn="0"/>
+              <w:rPr>
+                <w:rFonts w:cstheme="minorHAnsi"/>
+                <w:b/>
+                <w:color w:val="5B9BD5" w:themeColor="accent1"/>
+                <w:sz w:val="28"/>
+                <w:szCs w:val="28"/>
+              </w:rPr>
+            </w:pPr>
+            <w:r>
+              <w:rPr>
+                <w:rFonts w:cstheme="minorHAnsi"/>
+                <w:b/>
+                <w:color w:val="5B9BD5" w:themeColor="accent1"/>
+                <w:sz w:val="28"/>
+                <w:szCs w:val="28"/>
+              </w:rPr>
+              <w:t>RS485</w:t>
+            </w:r>
+          </w:p>
+        </w:tc>
+        <w:tc>
+          <w:tcPr>
+            <w:tcW w:w="1811" w:type="dxa"/>
+            <w:vAlign w:val="center"/>
+            <w:hideMark/>
+          </w:tcPr>
+          <w:p>
+            <w:pPr>
+              <w:jc w:val="center"/>
+              <w:cnfStyle w:val="000000100000" w:firstRow="0" w:lastRow="0" w:firstColumn="0" w:lastColumn="0" w:oddVBand="0" w:evenVBand="0" w:oddHBand="1" w:evenHBand="0" w:firstRowFirstColumn="0" w:firstRowLastColumn="0" w:lastRowFirstColumn="0" w:lastRowLastColumn="0"/>
+              <w:rPr>
+                <w:rFonts w:cstheme="minorHAnsi"/>
+                <w:b/>
+                <w:color w:val="5B9BD5" w:themeColor="accent1"/>
+                <w:sz w:val="28"/>
+                <w:szCs w:val="28"/>
+              </w:rPr>
+            </w:pPr>
+            <w:r>
+              <w:rPr>
+                <w:rFonts w:cstheme="minorHAnsi"/>
+                <w:b/>
+                <w:color w:val="5B9BD5" w:themeColor="accent1"/>
+                <w:sz w:val="28"/>
+                <w:szCs w:val="28"/>
+              </w:rPr>
+              <w:t>16-bit int</w:t>
+            </w:r>
+          </w:p>
+        </w:tc>
+      </w:tr>
+      <w:tr>
+        <w:trPr>
+          <w:trHeight w:val="360"/>
+        </w:trPr>
+        <w:tc>
+          <w:tcPr>
+            <w:cnfStyle w:val="001000000000" w:firstRow="0" w:lastRow="0" w:firstColumn="1" w:lastColumn="0" w:oddVBand="0" w:evenVBand="0" w:oddHBand="0" w:evenHBand="0" w:firstRowFirstColumn="0" w:firstRowLastColumn="0" w:lastRowFirstColumn="0" w:lastRowLastColumn="0"/>
+            <w:tcW w:w="541" w:type="dxa"/>
+            <w:tcBorders>
+              <w:left w:val="none" w:sz="0" w:space="0" w:color="auto"/>
+            </w:tcBorders>
+            <w:vAlign w:val="center"/>
+            <w:hideMark/>
+          </w:tcPr>
+          <w:p>
+            <w:pPr>
+              <w:jc w:val="center"/>
+              <w:rPr>
+                <w:rFonts w:cstheme="minorHAnsi"/>
+                <w:bCs w:val="0"/>
+                <w:color w:val="000000" w:themeColor="text1"/>
+                <w:sz w:val="28"/>
+                <w:szCs w:val="28"/>
+              </w:rPr>
+            </w:pPr>
+            <w:r>
+              <w:rPr>
+                <w:rFonts w:cstheme="minorHAnsi"/>
+                <w:bCs w:val="0"/>
+                <w:color w:val="000000" w:themeColor="text1"/>
+                <w:sz w:val="28"/>
+                <w:szCs w:val="28"/>
+              </w:rPr>
+              <w:t>2</w:t>
+            </w:r>
+          </w:p>
+        </w:tc>
+        <w:tc>
+          <w:tcPr>
+            <w:tcW w:w="3657" w:type="dxa"/>
+            <w:vAlign w:val="center"/>
+            <w:hideMark/>
+          </w:tcPr>
+          <w:p>
+            <w:pPr>
+              <w:cnfStyle w:val="000000000000" w:firstRow="0" w:lastRow="0" w:firstColumn="0" w:lastColumn="0" w:oddVBand="0" w:evenVBand="0" w:oddHBand="0" w:evenHBand="0" w:firstRowFirstColumn="0" w:firstRowLastColumn="0" w:lastRowFirstColumn="0" w:lastRowLastColumn="0"/>
+              <w:rPr>
+                <w:rFonts w:cstheme="minorHAnsi"/>
+                <w:b/>
+                <w:sz w:val="28"/>
+                <w:szCs w:val="28"/>
+              </w:rPr>
+            </w:pPr>
+            <w:r>
+              <w:rPr>
+                <w:rFonts w:cstheme="minorHAnsi"/>
+                <w:b/>
+                <w:sz w:val="28"/>
+                <w:szCs w:val="28"/>
+              </w:rPr>
+              <w:t>Enter New Baud Rate</w:t>
+            </w:r>
+          </w:p>
+        </w:tc>
+        <w:tc>
+          <w:tcPr>
+            <w:tcW w:w="1597" w:type="dxa"/>
+            <w:vAlign w:val="center"/>
+            <w:hideMark/>
+          </w:tcPr>
+          <w:p>
+            <w:pPr>
+              <w:jc w:val="center"/>
+              <w:cnfStyle w:val="000000000000" w:firstRow="0" w:lastRow="0" w:firstColumn="0" w:lastColumn="0" w:oddVBand="0" w:evenVBand="0" w:oddHBand="0" w:evenHBand="0" w:firstRowFirstColumn="0" w:firstRowLastColumn="0" w:lastRowFirstColumn="0" w:lastRowLastColumn="0"/>
+              <w:rPr>
+                <w:rFonts w:cstheme="minorHAnsi"/>
+                <w:b/>
+                <w:color w:val="5B9BD5" w:themeColor="accent1"/>
+                <w:sz w:val="28"/>
+                <w:szCs w:val="28"/>
+              </w:rPr>
+            </w:pPr>
+            <w:r>
+              <w:rPr>
+                <w:rFonts w:cstheme="minorHAnsi"/>
+                <w:b/>
+                <w:color w:val="5B9BD5" w:themeColor="accent1"/>
+                <w:sz w:val="28"/>
+                <w:szCs w:val="28"/>
+              </w:rPr>
+              <w:t>40012</w:t>
             </w:r>
           </w:p>
         </w:tc>
@@ -3820,7 +3881,7 @@
                 <w:sz w:val="28"/>
                 <w:szCs w:val="28"/>
               </w:rPr>
-              <w:t>2</w:t>
+              <w:t>3</w:t>
             </w:r>
           </w:p>
         </w:tc>
@@ -3847,7 +3908,7 @@
                 <w:sz w:val="28"/>
                 <w:szCs w:val="28"/>
               </w:rPr>
-              <w:t>Enter New Baud Rate</w:t>
+              <w:t>Display Slave ID (Default: 1)</w:t>
             </w:r>
           </w:p>
         </w:tc>
@@ -3877,7 +3938,378 @@
                 <w:sz w:val="28"/>
                 <w:szCs w:val="28"/>
               </w:rPr>
-              <w:t>40012</w:t>
+              <w:t>40013</w:t>
+            </w:r>
+          </w:p>
+        </w:tc>
+        <w:tc>
+          <w:tcPr>
+            <w:tcW w:w="1289" w:type="dxa"/>
+            <w:vAlign w:val="center"/>
+            <w:hideMark/>
+          </w:tcPr>
+          <w:p>
+            <w:pPr>
+              <w:jc w:val="center"/>
+              <w:cnfStyle w:val="000000100000" w:firstRow="0" w:lastRow="0" w:firstColumn="0" w:lastColumn="0" w:oddVBand="0" w:evenVBand="0" w:oddHBand="1" w:evenHBand="0" w:firstRowFirstColumn="0" w:firstRowLastColumn="0" w:lastRowFirstColumn="0" w:lastRowLastColumn="0"/>
+              <w:rPr>
+                <w:rFonts w:cstheme="minorHAnsi"/>
+                <w:b/>
+                <w:color w:val="5B9BD5" w:themeColor="accent1"/>
+                <w:sz w:val="28"/>
+                <w:szCs w:val="28"/>
+              </w:rPr>
+            </w:pPr>
+            <w:r>
+              <w:rPr>
+                <w:rFonts w:cstheme="minorHAnsi"/>
+                <w:b/>
+                <w:color w:val="5B9BD5" w:themeColor="accent1"/>
+                <w:sz w:val="28"/>
+                <w:szCs w:val="28"/>
+              </w:rPr>
+              <w:t>0x03</w:t>
+            </w:r>
+          </w:p>
+        </w:tc>
+        <w:tc>
+          <w:tcPr>
+            <w:tcW w:w="1119" w:type="dxa"/>
+            <w:vAlign w:val="center"/>
+            <w:hideMark/>
+          </w:tcPr>
+          <w:p>
+            <w:pPr>
+              <w:jc w:val="center"/>
+              <w:cnfStyle w:val="000000100000" w:firstRow="0" w:lastRow="0" w:firstColumn="0" w:lastColumn="0" w:oddVBand="0" w:evenVBand="0" w:oddHBand="1" w:evenHBand="0" w:firstRowFirstColumn="0" w:firstRowLastColumn="0" w:lastRowFirstColumn="0" w:lastRowLastColumn="0"/>
+              <w:rPr>
+                <w:rFonts w:cstheme="minorHAnsi"/>
+                <w:b/>
+                <w:color w:val="5B9BD5" w:themeColor="accent1"/>
+                <w:sz w:val="28"/>
+                <w:szCs w:val="28"/>
+              </w:rPr>
+            </w:pPr>
+            <w:r>
+              <w:rPr>
+                <w:rFonts w:cstheme="minorHAnsi"/>
+                <w:b/>
+                <w:color w:val="5B9BD5" w:themeColor="accent1"/>
+                <w:sz w:val="28"/>
+                <w:szCs w:val="28"/>
+              </w:rPr>
+              <w:t>RS485</w:t>
+            </w:r>
+          </w:p>
+        </w:tc>
+        <w:tc>
+          <w:tcPr>
+            <w:tcW w:w="1811" w:type="dxa"/>
+            <w:vAlign w:val="center"/>
+            <w:hideMark/>
+          </w:tcPr>
+          <w:p>
+            <w:pPr>
+              <w:jc w:val="center"/>
+              <w:cnfStyle w:val="000000100000" w:firstRow="0" w:lastRow="0" w:firstColumn="0" w:lastColumn="0" w:oddVBand="0" w:evenVBand="0" w:oddHBand="1" w:evenHBand="0" w:firstRowFirstColumn="0" w:firstRowLastColumn="0" w:lastRowFirstColumn="0" w:lastRowLastColumn="0"/>
+              <w:rPr>
+                <w:rFonts w:cstheme="minorHAnsi"/>
+                <w:b/>
+                <w:color w:val="5B9BD5" w:themeColor="accent1"/>
+                <w:sz w:val="28"/>
+                <w:szCs w:val="28"/>
+              </w:rPr>
+            </w:pPr>
+            <w:r>
+              <w:rPr>
+                <w:rFonts w:cstheme="minorHAnsi"/>
+                <w:b/>
+                <w:color w:val="5B9BD5" w:themeColor="accent1"/>
+                <w:sz w:val="28"/>
+                <w:szCs w:val="28"/>
+              </w:rPr>
+              <w:t>16-bit int</w:t>
+            </w:r>
+          </w:p>
+        </w:tc>
+      </w:tr>
+      <w:tr>
+        <w:trPr>
+          <w:trHeight w:val="374"/>
+        </w:trPr>
+        <w:tc>
+          <w:tcPr>
+            <w:cnfStyle w:val="001000000000" w:firstRow="0" w:lastRow="0" w:firstColumn="1" w:lastColumn="0" w:oddVBand="0" w:evenVBand="0" w:oddHBand="0" w:evenHBand="0" w:firstRowFirstColumn="0" w:firstRowLastColumn="0" w:lastRowFirstColumn="0" w:lastRowLastColumn="0"/>
+            <w:tcW w:w="541" w:type="dxa"/>
+            <w:tcBorders>
+              <w:left w:val="none" w:sz="0" w:space="0" w:color="auto"/>
+            </w:tcBorders>
+            <w:vAlign w:val="center"/>
+            <w:hideMark/>
+          </w:tcPr>
+          <w:p>
+            <w:pPr>
+              <w:jc w:val="center"/>
+              <w:rPr>
+                <w:rFonts w:cstheme="minorHAnsi"/>
+                <w:bCs w:val="0"/>
+                <w:color w:val="000000" w:themeColor="text1"/>
+                <w:sz w:val="28"/>
+                <w:szCs w:val="28"/>
+              </w:rPr>
+            </w:pPr>
+            <w:r>
+              <w:rPr>
+                <w:rFonts w:cstheme="minorHAnsi"/>
+                <w:bCs w:val="0"/>
+                <w:color w:val="000000" w:themeColor="text1"/>
+                <w:sz w:val="28"/>
+                <w:szCs w:val="28"/>
+              </w:rPr>
+              <w:t>4</w:t>
+            </w:r>
+          </w:p>
+        </w:tc>
+        <w:tc>
+          <w:tcPr>
+            <w:tcW w:w="3657" w:type="dxa"/>
+            <w:vAlign w:val="center"/>
+            <w:hideMark/>
+          </w:tcPr>
+          <w:p>
+            <w:pPr>
+              <w:cnfStyle w:val="000000000000" w:firstRow="0" w:lastRow="0" w:firstColumn="0" w:lastColumn="0" w:oddVBand="0" w:evenVBand="0" w:oddHBand="0" w:evenHBand="0" w:firstRowFirstColumn="0" w:firstRowLastColumn="0" w:lastRowFirstColumn="0" w:lastRowLastColumn="0"/>
+              <w:rPr>
+                <w:rFonts w:cstheme="minorHAnsi"/>
+                <w:b/>
+                <w:sz w:val="28"/>
+                <w:szCs w:val="28"/>
+              </w:rPr>
+            </w:pPr>
+            <w:r>
+              <w:rPr>
+                <w:rFonts w:cstheme="minorHAnsi"/>
+                <w:b/>
+                <w:sz w:val="28"/>
+                <w:szCs w:val="28"/>
+              </w:rPr>
+              <w:t>Enter New Slave ID</w:t>
+            </w:r>
+          </w:p>
+        </w:tc>
+        <w:tc>
+          <w:tcPr>
+            <w:tcW w:w="1597" w:type="dxa"/>
+            <w:vAlign w:val="center"/>
+            <w:hideMark/>
+          </w:tcPr>
+          <w:p>
+            <w:pPr>
+              <w:jc w:val="center"/>
+              <w:cnfStyle w:val="000000000000" w:firstRow="0" w:lastRow="0" w:firstColumn="0" w:lastColumn="0" w:oddVBand="0" w:evenVBand="0" w:oddHBand="0" w:evenHBand="0" w:firstRowFirstColumn="0" w:firstRowLastColumn="0" w:lastRowFirstColumn="0" w:lastRowLastColumn="0"/>
+              <w:rPr>
+                <w:rFonts w:cstheme="minorHAnsi"/>
+                <w:b/>
+                <w:color w:val="5B9BD5" w:themeColor="accent1"/>
+                <w:sz w:val="28"/>
+                <w:szCs w:val="28"/>
+              </w:rPr>
+            </w:pPr>
+            <w:r>
+              <w:rPr>
+                <w:rFonts w:cstheme="minorHAnsi"/>
+                <w:b/>
+                <w:color w:val="5B9BD5" w:themeColor="accent1"/>
+                <w:sz w:val="28"/>
+                <w:szCs w:val="28"/>
+              </w:rPr>
+              <w:t>40014</w:t>
+            </w:r>
+          </w:p>
+        </w:tc>
+        <w:tc>
+          <w:tcPr>
+            <w:tcW w:w="1289" w:type="dxa"/>
+            <w:vAlign w:val="center"/>
+            <w:hideMark/>
+          </w:tcPr>
+          <w:p>
+            <w:pPr>
+              <w:jc w:val="center"/>
+              <w:cnfStyle w:val="000000000000" w:firstRow="0" w:lastRow="0" w:firstColumn="0" w:lastColumn="0" w:oddVBand="0" w:evenVBand="0" w:oddHBand="0" w:evenHBand="0" w:firstRowFirstColumn="0" w:firstRowLastColumn="0" w:lastRowFirstColumn="0" w:lastRowLastColumn="0"/>
+              <w:rPr>
+                <w:rFonts w:cstheme="minorHAnsi"/>
+                <w:b/>
+                <w:color w:val="5B9BD5" w:themeColor="accent1"/>
+                <w:sz w:val="28"/>
+                <w:szCs w:val="28"/>
+              </w:rPr>
+            </w:pPr>
+            <w:r>
+              <w:rPr>
+                <w:rFonts w:cstheme="minorHAnsi"/>
+                <w:b/>
+                <w:color w:val="5B9BD5" w:themeColor="accent1"/>
+                <w:sz w:val="28"/>
+                <w:szCs w:val="28"/>
+              </w:rPr>
+              <w:t>0x03</w:t>
+            </w:r>
+          </w:p>
+        </w:tc>
+        <w:tc>
+          <w:tcPr>
+            <w:tcW w:w="1119" w:type="dxa"/>
+            <w:vAlign w:val="center"/>
+            <w:hideMark/>
+          </w:tcPr>
+          <w:p>
+            <w:pPr>
+              <w:jc w:val="center"/>
+              <w:cnfStyle w:val="000000000000" w:firstRow="0" w:lastRow="0" w:firstColumn="0" w:lastColumn="0" w:oddVBand="0" w:evenVBand="0" w:oddHBand="0" w:evenHBand="0" w:firstRowFirstColumn="0" w:firstRowLastColumn="0" w:lastRowFirstColumn="0" w:lastRowLastColumn="0"/>
+              <w:rPr>
+                <w:rFonts w:cstheme="minorHAnsi"/>
+                <w:b/>
+                <w:color w:val="5B9BD5" w:themeColor="accent1"/>
+                <w:sz w:val="28"/>
+                <w:szCs w:val="28"/>
+              </w:rPr>
+            </w:pPr>
+            <w:r>
+              <w:rPr>
+                <w:rFonts w:cstheme="minorHAnsi"/>
+                <w:b/>
+                <w:color w:val="5B9BD5" w:themeColor="accent1"/>
+                <w:sz w:val="28"/>
+                <w:szCs w:val="28"/>
+              </w:rPr>
+              <w:t>RS485</w:t>
+            </w:r>
+          </w:p>
+        </w:tc>
+        <w:tc>
+          <w:tcPr>
+            <w:tcW w:w="1811" w:type="dxa"/>
+            <w:vAlign w:val="center"/>
+            <w:hideMark/>
+          </w:tcPr>
+          <w:p>
+            <w:pPr>
+              <w:jc w:val="center"/>
+              <w:cnfStyle w:val="000000000000" w:firstRow="0" w:lastRow="0" w:firstColumn="0" w:lastColumn="0" w:oddVBand="0" w:evenVBand="0" w:oddHBand="0" w:evenHBand="0" w:firstRowFirstColumn="0" w:firstRowLastColumn="0" w:lastRowFirstColumn="0" w:lastRowLastColumn="0"/>
+              <w:rPr>
+                <w:rFonts w:cstheme="minorHAnsi"/>
+                <w:b/>
+                <w:color w:val="5B9BD5" w:themeColor="accent1"/>
+                <w:sz w:val="28"/>
+                <w:szCs w:val="28"/>
+              </w:rPr>
+            </w:pPr>
+            <w:r>
+              <w:rPr>
+                <w:rFonts w:cstheme="minorHAnsi"/>
+                <w:b/>
+                <w:color w:val="5B9BD5" w:themeColor="accent1"/>
+                <w:sz w:val="28"/>
+                <w:szCs w:val="28"/>
+              </w:rPr>
+              <w:t>16-bit int</w:t>
+            </w:r>
+          </w:p>
+        </w:tc>
+      </w:tr>
+      <w:tr>
+        <w:trPr>
+          <w:cnfStyle w:val="000000100000" w:firstRow="0" w:lastRow="0" w:firstColumn="0" w:lastColumn="0" w:oddVBand="0" w:evenVBand="0" w:oddHBand="1" w:evenHBand="0" w:firstRowFirstColumn="0" w:firstRowLastColumn="0" w:lastRowFirstColumn="0" w:lastRowLastColumn="0"/>
+          <w:trHeight w:val="736"/>
+        </w:trPr>
+        <w:tc>
+          <w:tcPr>
+            <w:cnfStyle w:val="001000000000" w:firstRow="0" w:lastRow="0" w:firstColumn="1" w:lastColumn="0" w:oddVBand="0" w:evenVBand="0" w:oddHBand="0" w:evenHBand="0" w:firstRowFirstColumn="0" w:firstRowLastColumn="0" w:lastRowFirstColumn="0" w:lastRowLastColumn="0"/>
+            <w:tcW w:w="541" w:type="dxa"/>
+            <w:tcBorders>
+              <w:left w:val="none" w:sz="0" w:space="0" w:color="auto"/>
+            </w:tcBorders>
+            <w:vAlign w:val="center"/>
+            <w:hideMark/>
+          </w:tcPr>
+          <w:p>
+            <w:pPr>
+              <w:jc w:val="center"/>
+              <w:rPr>
+                <w:rFonts w:cstheme="minorHAnsi"/>
+                <w:bCs w:val="0"/>
+                <w:color w:val="000000" w:themeColor="text1"/>
+                <w:sz w:val="28"/>
+                <w:szCs w:val="28"/>
+              </w:rPr>
+            </w:pPr>
+            <w:r>
+              <w:rPr>
+                <w:rFonts w:cstheme="minorHAnsi"/>
+                <w:bCs w:val="0"/>
+                <w:color w:val="000000" w:themeColor="text1"/>
+                <w:sz w:val="28"/>
+                <w:szCs w:val="28"/>
+              </w:rPr>
+              <w:t>5</w:t>
+            </w:r>
+          </w:p>
+        </w:tc>
+        <w:tc>
+          <w:tcPr>
+            <w:tcW w:w="3657" w:type="dxa"/>
+            <w:vAlign w:val="center"/>
+            <w:hideMark/>
+          </w:tcPr>
+          <w:p>
+            <w:pPr>
+              <w:cnfStyle w:val="000000100000" w:firstRow="0" w:lastRow="0" w:firstColumn="0" w:lastColumn="0" w:oddVBand="0" w:evenVBand="0" w:oddHBand="1" w:evenHBand="0" w:firstRowFirstColumn="0" w:firstRowLastColumn="0" w:lastRowFirstColumn="0" w:lastRowLastColumn="0"/>
+              <w:rPr>
+                <w:rFonts w:cstheme="minorHAnsi"/>
+                <w:b/>
+                <w:sz w:val="28"/>
+                <w:szCs w:val="28"/>
+              </w:rPr>
+            </w:pPr>
+            <w:r>
+              <w:rPr>
+                <w:rFonts w:cstheme="minorHAnsi"/>
+                <w:b/>
+                <w:sz w:val="28"/>
+                <w:szCs w:val="28"/>
+              </w:rPr>
+              <w:t>Display Parity (Default: None-3 And for Odd-1, Even-2)</w:t>
+            </w:r>
+          </w:p>
+        </w:tc>
+        <w:tc>
+          <w:tcPr>
+            <w:tcW w:w="1597" w:type="dxa"/>
+            <w:vAlign w:val="center"/>
+            <w:hideMark/>
+          </w:tcPr>
+          <w:p>
+            <w:pPr>
+              <w:jc w:val="center"/>
+              <w:cnfStyle w:val="000000100000" w:firstRow="0" w:lastRow="0" w:firstColumn="0" w:lastColumn="0" w:oddVBand="0" w:evenVBand="0" w:oddHBand="1" w:evenHBand="0" w:firstRowFirstColumn="0" w:firstRowLastColumn="0" w:lastRowFirstColumn="0" w:lastRowLastColumn="0"/>
+              <w:rPr>
+                <w:rFonts w:cstheme="minorHAnsi"/>
+                <w:b/>
+                <w:color w:val="5B9BD5" w:themeColor="accent1"/>
+                <w:sz w:val="28"/>
+                <w:szCs w:val="28"/>
+              </w:rPr>
+            </w:pPr>
+            <w:r>
+              <w:rPr>
+                <w:rFonts w:cstheme="minorHAnsi"/>
+                <w:b/>
+                <w:color w:val="5B9BD5" w:themeColor="accent1"/>
+                <w:sz w:val="28"/>
+                <w:szCs w:val="28"/>
+              </w:rPr>
+              <w:t>40015</w:t>
             </w:r>
           </w:p>
         </w:tc>
@@ -4005,7 +4437,7 @@
                 <w:sz w:val="28"/>
                 <w:szCs w:val="28"/>
               </w:rPr>
-              <w:t>3</w:t>
+              <w:t>6</w:t>
             </w:r>
           </w:p>
         </w:tc>
@@ -4032,7 +4464,7 @@
                 <w:sz w:val="28"/>
                 <w:szCs w:val="28"/>
               </w:rPr>
-              <w:t>Display Slave ID (Default: 1)</w:t>
+              <w:t>Enter New Parity</w:t>
             </w:r>
           </w:p>
         </w:tc>
@@ -4062,7 +4494,7 @@
                 <w:sz w:val="28"/>
                 <w:szCs w:val="28"/>
               </w:rPr>
-              <w:t>40013</w:t>
+              <w:t>40016</w:t>
             </w:r>
           </w:p>
         </w:tc>
@@ -4160,191 +4592,6 @@
       <w:tr>
         <w:trPr>
           <w:cnfStyle w:val="000000100000" w:firstRow="0" w:lastRow="0" w:firstColumn="0" w:lastColumn="0" w:oddVBand="0" w:evenVBand="0" w:oddHBand="1" w:evenHBand="0" w:firstRowFirstColumn="0" w:firstRowLastColumn="0" w:lastRowFirstColumn="0" w:lastRowLastColumn="0"/>
-          <w:trHeight w:val="374"/>
-        </w:trPr>
-        <w:tc>
-          <w:tcPr>
-            <w:cnfStyle w:val="001000000000" w:firstRow="0" w:lastRow="0" w:firstColumn="1" w:lastColumn="0" w:oddVBand="0" w:evenVBand="0" w:oddHBand="0" w:evenHBand="0" w:firstRowFirstColumn="0" w:firstRowLastColumn="0" w:lastRowFirstColumn="0" w:lastRowLastColumn="0"/>
-            <w:tcW w:w="541" w:type="dxa"/>
-            <w:tcBorders>
-              <w:left w:val="none" w:sz="0" w:space="0" w:color="auto"/>
-            </w:tcBorders>
-            <w:vAlign w:val="center"/>
-            <w:hideMark/>
-          </w:tcPr>
-          <w:p>
-            <w:pPr>
-              <w:jc w:val="center"/>
-              <w:rPr>
-                <w:rFonts w:cstheme="minorHAnsi"/>
-                <w:bCs w:val="0"/>
-                <w:color w:val="000000" w:themeColor="text1"/>
-                <w:sz w:val="28"/>
-                <w:szCs w:val="28"/>
-              </w:rPr>
-            </w:pPr>
-            <w:r>
-              <w:rPr>
-                <w:rFonts w:cstheme="minorHAnsi"/>
-                <w:bCs w:val="0"/>
-                <w:color w:val="000000" w:themeColor="text1"/>
-                <w:sz w:val="28"/>
-                <w:szCs w:val="28"/>
-              </w:rPr>
-              <w:t>4</w:t>
-            </w:r>
-          </w:p>
-        </w:tc>
-        <w:tc>
-          <w:tcPr>
-            <w:tcW w:w="3657" w:type="dxa"/>
-            <w:vAlign w:val="center"/>
-            <w:hideMark/>
-          </w:tcPr>
-          <w:p>
-            <w:pPr>
-              <w:cnfStyle w:val="000000100000" w:firstRow="0" w:lastRow="0" w:firstColumn="0" w:lastColumn="0" w:oddVBand="0" w:evenVBand="0" w:oddHBand="1" w:evenHBand="0" w:firstRowFirstColumn="0" w:firstRowLastColumn="0" w:lastRowFirstColumn="0" w:lastRowLastColumn="0"/>
-              <w:rPr>
-                <w:rFonts w:cstheme="minorHAnsi"/>
-                <w:b/>
-                <w:sz w:val="28"/>
-                <w:szCs w:val="28"/>
-              </w:rPr>
-            </w:pPr>
-            <w:r>
-              <w:rPr>
-                <w:rFonts w:cstheme="minorHAnsi"/>
-                <w:b/>
-                <w:sz w:val="28"/>
-                <w:szCs w:val="28"/>
-              </w:rPr>
-              <w:t>Enter New Slave ID</w:t>
-            </w:r>
-          </w:p>
-        </w:tc>
-        <w:tc>
-          <w:tcPr>
-            <w:tcW w:w="1597" w:type="dxa"/>
-            <w:vAlign w:val="center"/>
-            <w:hideMark/>
-          </w:tcPr>
-          <w:p>
-            <w:pPr>
-              <w:jc w:val="center"/>
-              <w:cnfStyle w:val="000000100000" w:firstRow="0" w:lastRow="0" w:firstColumn="0" w:lastColumn="0" w:oddVBand="0" w:evenVBand="0" w:oddHBand="1" w:evenHBand="0" w:firstRowFirstColumn="0" w:firstRowLastColumn="0" w:lastRowFirstColumn="0" w:lastRowLastColumn="0"/>
-              <w:rPr>
-                <w:rFonts w:cstheme="minorHAnsi"/>
-                <w:b/>
-                <w:color w:val="5B9BD5" w:themeColor="accent1"/>
-                <w:sz w:val="28"/>
-                <w:szCs w:val="28"/>
-              </w:rPr>
-            </w:pPr>
-            <w:r>
-              <w:rPr>
-                <w:rFonts w:cstheme="minorHAnsi"/>
-                <w:b/>
-                <w:color w:val="5B9BD5" w:themeColor="accent1"/>
-                <w:sz w:val="28"/>
-                <w:szCs w:val="28"/>
-              </w:rPr>
-              <w:t>40014</w:t>
-            </w:r>
-          </w:p>
-        </w:tc>
-        <w:tc>
-          <w:tcPr>
-            <w:tcW w:w="1289" w:type="dxa"/>
-            <w:vAlign w:val="center"/>
-            <w:hideMark/>
-          </w:tcPr>
-          <w:p>
-            <w:pPr>
-              <w:jc w:val="center"/>
-              <w:cnfStyle w:val="000000100000" w:firstRow="0" w:lastRow="0" w:firstColumn="0" w:lastColumn="0" w:oddVBand="0" w:evenVBand="0" w:oddHBand="1" w:evenHBand="0" w:firstRowFirstColumn="0" w:firstRowLastColumn="0" w:lastRowFirstColumn="0" w:lastRowLastColumn="0"/>
-              <w:rPr>
-                <w:rFonts w:cstheme="minorHAnsi"/>
-                <w:b/>
-                <w:color w:val="5B9BD5" w:themeColor="accent1"/>
-                <w:sz w:val="28"/>
-                <w:szCs w:val="28"/>
-              </w:rPr>
-            </w:pPr>
-            <w:r>
-              <w:rPr>
-                <w:rFonts w:cstheme="minorHAnsi"/>
-                <w:b/>
-                <w:color w:val="5B9BD5" w:themeColor="accent1"/>
-                <w:sz w:val="28"/>
-                <w:szCs w:val="28"/>
-              </w:rPr>
-              <w:t>0x03</w:t>
-            </w:r>
-          </w:p>
-        </w:tc>
-        <w:tc>
-          <w:tcPr>
-            <w:tcW w:w="1119" w:type="dxa"/>
-            <w:vAlign w:val="center"/>
-            <w:hideMark/>
-          </w:tcPr>
-          <w:p>
-            <w:pPr>
-              <w:jc w:val="center"/>
-              <w:cnfStyle w:val="000000100000" w:firstRow="0" w:lastRow="0" w:firstColumn="0" w:lastColumn="0" w:oddVBand="0" w:evenVBand="0" w:oddHBand="1" w:evenHBand="0" w:firstRowFirstColumn="0" w:firstRowLastColumn="0" w:lastRowFirstColumn="0" w:lastRowLastColumn="0"/>
-              <w:rPr>
-                <w:rFonts w:cstheme="minorHAnsi"/>
-                <w:b/>
-                <w:color w:val="5B9BD5" w:themeColor="accent1"/>
-                <w:sz w:val="28"/>
-                <w:szCs w:val="28"/>
-              </w:rPr>
-            </w:pPr>
-            <w:r>
-              <w:rPr>
-                <w:rFonts w:cstheme="minorHAnsi"/>
-                <w:b/>
-                <w:color w:val="5B9BD5" w:themeColor="accent1"/>
-                <w:sz w:val="28"/>
-                <w:szCs w:val="28"/>
-              </w:rPr>
-              <w:t>RS485</w:t>
-            </w:r>
-          </w:p>
-        </w:tc>
-        <w:tc>
-          <w:tcPr>
-            <w:tcW w:w="1811" w:type="dxa"/>
-            <w:vAlign w:val="center"/>
-            <w:hideMark/>
-          </w:tcPr>
-          <w:p>
-            <w:pPr>
-              <w:jc w:val="center"/>
-              <w:cnfStyle w:val="000000100000" w:firstRow="0" w:lastRow="0" w:firstColumn="0" w:lastColumn="0" w:oddVBand="0" w:evenVBand="0" w:oddHBand="1" w:evenHBand="0" w:firstRowFirstColumn="0" w:firstRowLastColumn="0" w:lastRowFirstColumn="0" w:lastRowLastColumn="0"/>
-              <w:rPr>
-                <w:rFonts w:cstheme="minorHAnsi"/>
-                <w:b/>
-                <w:color w:val="5B9BD5" w:themeColor="accent1"/>
-                <w:sz w:val="28"/>
-                <w:szCs w:val="28"/>
-              </w:rPr>
-            </w:pPr>
-            <w:r>
-              <w:rPr>
-                <w:rFonts w:cstheme="minorHAnsi"/>
-                <w:b/>
-                <w:color w:val="5B9BD5" w:themeColor="accent1"/>
-                <w:sz w:val="28"/>
-                <w:szCs w:val="28"/>
-              </w:rPr>
-              <w:t>16-bit int</w:t>
-            </w:r>
-          </w:p>
-        </w:tc>
-      </w:tr>
-      <w:tr>
-        <w:trPr>
           <w:trHeight w:val="736"/>
         </w:trPr>
         <w:tc>
@@ -4376,193 +4623,7 @@
                 <w:sz w:val="28"/>
                 <w:szCs w:val="28"/>
               </w:rPr>
-              <w:t>5</w:t>
-            </w:r>
-          </w:p>
-        </w:tc>
-        <w:tc>
-          <w:tcPr>
-            <w:tcW w:w="3657" w:type="dxa"/>
-            <w:vAlign w:val="center"/>
-            <w:hideMark/>
-          </w:tcPr>
-          <w:p>
-            <w:pPr>
-              <w:cnfStyle w:val="000000000000" w:firstRow="0" w:lastRow="0" w:firstColumn="0" w:lastColumn="0" w:oddVBand="0" w:evenVBand="0" w:oddHBand="0" w:evenHBand="0" w:firstRowFirstColumn="0" w:firstRowLastColumn="0" w:lastRowFirstColumn="0" w:lastRowLastColumn="0"/>
-              <w:rPr>
-                <w:rFonts w:cstheme="minorHAnsi"/>
-                <w:b/>
-                <w:sz w:val="28"/>
-                <w:szCs w:val="28"/>
-              </w:rPr>
-            </w:pPr>
-            <w:r>
-              <w:rPr>
-                <w:rFonts w:cstheme="minorHAnsi"/>
-                <w:b/>
-                <w:sz w:val="28"/>
-                <w:szCs w:val="28"/>
-              </w:rPr>
-              <w:t>Display Parity (Default: None-3 And for Odd-1, Even-2)</w:t>
-            </w:r>
-          </w:p>
-        </w:tc>
-        <w:tc>
-          <w:tcPr>
-            <w:tcW w:w="1597" w:type="dxa"/>
-            <w:vAlign w:val="center"/>
-            <w:hideMark/>
-          </w:tcPr>
-          <w:p>
-            <w:pPr>
-              <w:jc w:val="center"/>
-              <w:cnfStyle w:val="000000000000" w:firstRow="0" w:lastRow="0" w:firstColumn="0" w:lastColumn="0" w:oddVBand="0" w:evenVBand="0" w:oddHBand="0" w:evenHBand="0" w:firstRowFirstColumn="0" w:firstRowLastColumn="0" w:lastRowFirstColumn="0" w:lastRowLastColumn="0"/>
-              <w:rPr>
-                <w:rFonts w:cstheme="minorHAnsi"/>
-                <w:b/>
-                <w:color w:val="5B9BD5" w:themeColor="accent1"/>
-                <w:sz w:val="28"/>
-                <w:szCs w:val="28"/>
-              </w:rPr>
-            </w:pPr>
-            <w:r>
-              <w:rPr>
-                <w:rFonts w:cstheme="minorHAnsi"/>
-                <w:b/>
-                <w:color w:val="5B9BD5" w:themeColor="accent1"/>
-                <w:sz w:val="28"/>
-                <w:szCs w:val="28"/>
-              </w:rPr>
-              <w:t>40015</w:t>
-            </w:r>
-          </w:p>
-        </w:tc>
-        <w:tc>
-          <w:tcPr>
-            <w:tcW w:w="1289" w:type="dxa"/>
-            <w:vAlign w:val="center"/>
-            <w:hideMark/>
-          </w:tcPr>
-          <w:p>
-            <w:pPr>
-              <w:jc w:val="center"/>
-              <w:cnfStyle w:val="000000000000" w:firstRow="0" w:lastRow="0" w:firstColumn="0" w:lastColumn="0" w:oddVBand="0" w:evenVBand="0" w:oddHBand="0" w:evenHBand="0" w:firstRowFirstColumn="0" w:firstRowLastColumn="0" w:lastRowFirstColumn="0" w:lastRowLastColumn="0"/>
-              <w:rPr>
-                <w:rFonts w:cstheme="minorHAnsi"/>
-                <w:b/>
-                <w:color w:val="5B9BD5" w:themeColor="accent1"/>
-                <w:sz w:val="28"/>
-                <w:szCs w:val="28"/>
-              </w:rPr>
-            </w:pPr>
-            <w:r>
-              <w:rPr>
-                <w:rFonts w:cstheme="minorHAnsi"/>
-                <w:b/>
-                <w:color w:val="5B9BD5" w:themeColor="accent1"/>
-                <w:sz w:val="28"/>
-                <w:szCs w:val="28"/>
-              </w:rPr>
-              <w:t>0x03</w:t>
-            </w:r>
-          </w:p>
-        </w:tc>
-        <w:tc>
-          <w:tcPr>
-            <w:tcW w:w="1119" w:type="dxa"/>
-            <w:vAlign w:val="center"/>
-            <w:hideMark/>
-          </w:tcPr>
-          <w:p>
-            <w:pPr>
-              <w:jc w:val="center"/>
-              <w:cnfStyle w:val="000000000000" w:firstRow="0" w:lastRow="0" w:firstColumn="0" w:lastColumn="0" w:oddVBand="0" w:evenVBand="0" w:oddHBand="0" w:evenHBand="0" w:firstRowFirstColumn="0" w:firstRowLastColumn="0" w:lastRowFirstColumn="0" w:lastRowLastColumn="0"/>
-              <w:rPr>
-                <w:rFonts w:cstheme="minorHAnsi"/>
-                <w:b/>
-                <w:color w:val="5B9BD5" w:themeColor="accent1"/>
-                <w:sz w:val="28"/>
-                <w:szCs w:val="28"/>
-              </w:rPr>
-            </w:pPr>
-            <w:r>
-              <w:rPr>
-                <w:rFonts w:cstheme="minorHAnsi"/>
-                <w:b/>
-                <w:color w:val="5B9BD5" w:themeColor="accent1"/>
-                <w:sz w:val="28"/>
-                <w:szCs w:val="28"/>
-              </w:rPr>
-              <w:t>RS485</w:t>
-            </w:r>
-          </w:p>
-        </w:tc>
-        <w:tc>
-          <w:tcPr>
-            <w:tcW w:w="1811" w:type="dxa"/>
-            <w:vAlign w:val="center"/>
-            <w:hideMark/>
-          </w:tcPr>
-          <w:p>
-            <w:pPr>
-              <w:jc w:val="center"/>
-              <w:cnfStyle w:val="000000000000" w:firstRow="0" w:lastRow="0" w:firstColumn="0" w:lastColumn="0" w:oddVBand="0" w:evenVBand="0" w:oddHBand="0" w:evenHBand="0" w:firstRowFirstColumn="0" w:firstRowLastColumn="0" w:lastRowFirstColumn="0" w:lastRowLastColumn="0"/>
-              <w:rPr>
-                <w:rFonts w:cstheme="minorHAnsi"/>
-                <w:b/>
-                <w:color w:val="5B9BD5" w:themeColor="accent1"/>
-                <w:sz w:val="28"/>
-                <w:szCs w:val="28"/>
-              </w:rPr>
-            </w:pPr>
-            <w:r>
-              <w:rPr>
-                <w:rFonts w:cstheme="minorHAnsi"/>
-                <w:b/>
-                <w:color w:val="5B9BD5" w:themeColor="accent1"/>
-                <w:sz w:val="28"/>
-                <w:szCs w:val="28"/>
-              </w:rPr>
-              <w:t>16-bit int</w:t>
-            </w:r>
-          </w:p>
-        </w:tc>
-      </w:tr>
-      <w:tr>
-        <w:trPr>
-          <w:cnfStyle w:val="000000100000" w:firstRow="0" w:lastRow="0" w:firstColumn="0" w:lastColumn="0" w:oddVBand="0" w:evenVBand="0" w:oddHBand="1" w:evenHBand="0" w:firstRowFirstColumn="0" w:firstRowLastColumn="0" w:lastRowFirstColumn="0" w:lastRowLastColumn="0"/>
-          <w:trHeight w:val="360"/>
-        </w:trPr>
-        <w:tc>
-          <w:tcPr>
-            <w:cnfStyle w:val="001000000000" w:firstRow="0" w:lastRow="0" w:firstColumn="1" w:lastColumn="0" w:oddVBand="0" w:evenVBand="0" w:oddHBand="0" w:evenHBand="0" w:firstRowFirstColumn="0" w:firstRowLastColumn="0" w:lastRowFirstColumn="0" w:lastRowLastColumn="0"/>
-            <w:tcW w:w="541" w:type="dxa"/>
-            <w:tcBorders>
-              <w:left w:val="none" w:sz="0" w:space="0" w:color="auto"/>
-            </w:tcBorders>
-            <w:vAlign w:val="center"/>
-            <w:hideMark/>
-          </w:tcPr>
-          <w:p>
-            <w:pPr>
-              <w:jc w:val="center"/>
-              <w:rPr>
-                <w:rFonts w:cstheme="minorHAnsi"/>
-                <w:bCs w:val="0"/>
-                <w:color w:val="000000" w:themeColor="text1"/>
-                <w:sz w:val="28"/>
-                <w:szCs w:val="28"/>
-              </w:rPr>
-            </w:pPr>
-            <w:r>
-              <w:rPr>
-                <w:rFonts w:cstheme="minorHAnsi"/>
-                <w:bCs w:val="0"/>
-                <w:color w:val="000000" w:themeColor="text1"/>
-                <w:sz w:val="28"/>
-                <w:szCs w:val="28"/>
-              </w:rPr>
-              <w:t>6</w:t>
+              <w:t>7</w:t>
             </w:r>
           </w:p>
         </w:tc>
@@ -4589,7 +4650,7 @@
                 <w:sz w:val="28"/>
                 <w:szCs w:val="28"/>
               </w:rPr>
-              <w:t>Enter New Parity</w:t>
+              <w:t>Display Stop Bit (start-2/stop bit-1)</w:t>
             </w:r>
           </w:p>
         </w:tc>
@@ -4619,7 +4680,7 @@
                 <w:sz w:val="28"/>
                 <w:szCs w:val="28"/>
               </w:rPr>
-              <w:t>40016</w:t>
+              <w:t>40017</w:t>
             </w:r>
           </w:p>
         </w:tc>
@@ -4716,192 +4777,6 @@
       </w:tr>
       <w:tr>
         <w:trPr>
-          <w:trHeight w:val="736"/>
-        </w:trPr>
-        <w:tc>
-          <w:tcPr>
-            <w:cnfStyle w:val="001000000000" w:firstRow="0" w:lastRow="0" w:firstColumn="1" w:lastColumn="0" w:oddVBand="0" w:evenVBand="0" w:oddHBand="0" w:evenHBand="0" w:firstRowFirstColumn="0" w:firstRowLastColumn="0" w:lastRowFirstColumn="0" w:lastRowLastColumn="0"/>
-            <w:tcW w:w="541" w:type="dxa"/>
-            <w:tcBorders>
-              <w:left w:val="none" w:sz="0" w:space="0" w:color="auto"/>
-            </w:tcBorders>
-            <w:vAlign w:val="center"/>
-            <w:hideMark/>
-          </w:tcPr>
-          <w:p>
-            <w:pPr>
-              <w:jc w:val="center"/>
-              <w:rPr>
-                <w:rFonts w:cstheme="minorHAnsi"/>
-                <w:bCs w:val="0"/>
-                <w:color w:val="000000" w:themeColor="text1"/>
-                <w:sz w:val="28"/>
-                <w:szCs w:val="28"/>
-              </w:rPr>
-            </w:pPr>
-            <w:r>
-              <w:rPr>
-                <w:rFonts w:cstheme="minorHAnsi"/>
-                <w:bCs w:val="0"/>
-                <w:color w:val="000000" w:themeColor="text1"/>
-                <w:sz w:val="28"/>
-                <w:szCs w:val="28"/>
-              </w:rPr>
-              <w:t>7</w:t>
-            </w:r>
-          </w:p>
-        </w:tc>
-        <w:tc>
-          <w:tcPr>
-            <w:tcW w:w="3657" w:type="dxa"/>
-            <w:vAlign w:val="center"/>
-            <w:hideMark/>
-          </w:tcPr>
-          <w:p>
-            <w:pPr>
-              <w:cnfStyle w:val="000000000000" w:firstRow="0" w:lastRow="0" w:firstColumn="0" w:lastColumn="0" w:oddVBand="0" w:evenVBand="0" w:oddHBand="0" w:evenHBand="0" w:firstRowFirstColumn="0" w:firstRowLastColumn="0" w:lastRowFirstColumn="0" w:lastRowLastColumn="0"/>
-              <w:rPr>
-                <w:rFonts w:cstheme="minorHAnsi"/>
-                <w:b/>
-                <w:sz w:val="28"/>
-                <w:szCs w:val="28"/>
-              </w:rPr>
-            </w:pPr>
-            <w:r>
-              <w:rPr>
-                <w:rFonts w:cstheme="minorHAnsi"/>
-                <w:b/>
-                <w:sz w:val="28"/>
-                <w:szCs w:val="28"/>
-              </w:rPr>
-              <w:t>Display Stop Bit (start-2/stop bit-1)</w:t>
-            </w:r>
-          </w:p>
-        </w:tc>
-        <w:tc>
-          <w:tcPr>
-            <w:tcW w:w="1597" w:type="dxa"/>
-            <w:vAlign w:val="center"/>
-            <w:hideMark/>
-          </w:tcPr>
-          <w:p>
-            <w:pPr>
-              <w:jc w:val="center"/>
-              <w:cnfStyle w:val="000000000000" w:firstRow="0" w:lastRow="0" w:firstColumn="0" w:lastColumn="0" w:oddVBand="0" w:evenVBand="0" w:oddHBand="0" w:evenHBand="0" w:firstRowFirstColumn="0" w:firstRowLastColumn="0" w:lastRowFirstColumn="0" w:lastRowLastColumn="0"/>
-              <w:rPr>
-                <w:rFonts w:cstheme="minorHAnsi"/>
-                <w:b/>
-                <w:color w:val="5B9BD5" w:themeColor="accent1"/>
-                <w:sz w:val="28"/>
-                <w:szCs w:val="28"/>
-              </w:rPr>
-            </w:pPr>
-            <w:r>
-              <w:rPr>
-                <w:rFonts w:cstheme="minorHAnsi"/>
-                <w:b/>
-                <w:color w:val="5B9BD5" w:themeColor="accent1"/>
-                <w:sz w:val="28"/>
-                <w:szCs w:val="28"/>
-              </w:rPr>
-              <w:t>40017</w:t>
-            </w:r>
-          </w:p>
-        </w:tc>
-        <w:tc>
-          <w:tcPr>
-            <w:tcW w:w="1289" w:type="dxa"/>
-            <w:vAlign w:val="center"/>
-            <w:hideMark/>
-          </w:tcPr>
-          <w:p>
-            <w:pPr>
-              <w:jc w:val="center"/>
-              <w:cnfStyle w:val="000000000000" w:firstRow="0" w:lastRow="0" w:firstColumn="0" w:lastColumn="0" w:oddVBand="0" w:evenVBand="0" w:oddHBand="0" w:evenHBand="0" w:firstRowFirstColumn="0" w:firstRowLastColumn="0" w:lastRowFirstColumn="0" w:lastRowLastColumn="0"/>
-              <w:rPr>
-                <w:rFonts w:cstheme="minorHAnsi"/>
-                <w:b/>
-                <w:color w:val="5B9BD5" w:themeColor="accent1"/>
-                <w:sz w:val="28"/>
-                <w:szCs w:val="28"/>
-              </w:rPr>
-            </w:pPr>
-            <w:r>
-              <w:rPr>
-                <w:rFonts w:cstheme="minorHAnsi"/>
-                <w:b/>
-                <w:color w:val="5B9BD5" w:themeColor="accent1"/>
-                <w:sz w:val="28"/>
-                <w:szCs w:val="28"/>
-              </w:rPr>
-              <w:t>0x03</w:t>
-            </w:r>
-          </w:p>
-        </w:tc>
-        <w:tc>
-          <w:tcPr>
-            <w:tcW w:w="1119" w:type="dxa"/>
-            <w:vAlign w:val="center"/>
-            <w:hideMark/>
-          </w:tcPr>
-          <w:p>
-            <w:pPr>
-              <w:jc w:val="center"/>
-              <w:cnfStyle w:val="000000000000" w:firstRow="0" w:lastRow="0" w:firstColumn="0" w:lastColumn="0" w:oddVBand="0" w:evenVBand="0" w:oddHBand="0" w:evenHBand="0" w:firstRowFirstColumn="0" w:firstRowLastColumn="0" w:lastRowFirstColumn="0" w:lastRowLastColumn="0"/>
-              <w:rPr>
-                <w:rFonts w:cstheme="minorHAnsi"/>
-                <w:b/>
-                <w:color w:val="5B9BD5" w:themeColor="accent1"/>
-                <w:sz w:val="28"/>
-                <w:szCs w:val="28"/>
-              </w:rPr>
-            </w:pPr>
-            <w:r>
-              <w:rPr>
-                <w:rFonts w:cstheme="minorHAnsi"/>
-                <w:b/>
-                <w:color w:val="5B9BD5" w:themeColor="accent1"/>
-                <w:sz w:val="28"/>
-                <w:szCs w:val="28"/>
-              </w:rPr>
-              <w:t>RS485</w:t>
-            </w:r>
-          </w:p>
-        </w:tc>
-        <w:tc>
-          <w:tcPr>
-            <w:tcW w:w="1811" w:type="dxa"/>
-            <w:vAlign w:val="center"/>
-            <w:hideMark/>
-          </w:tcPr>
-          <w:p>
-            <w:pPr>
-              <w:jc w:val="center"/>
-              <w:cnfStyle w:val="000000000000" w:firstRow="0" w:lastRow="0" w:firstColumn="0" w:lastColumn="0" w:oddVBand="0" w:evenVBand="0" w:oddHBand="0" w:evenHBand="0" w:firstRowFirstColumn="0" w:firstRowLastColumn="0" w:lastRowFirstColumn="0" w:lastRowLastColumn="0"/>
-              <w:rPr>
-                <w:rFonts w:cstheme="minorHAnsi"/>
-                <w:b/>
-                <w:color w:val="5B9BD5" w:themeColor="accent1"/>
-                <w:sz w:val="28"/>
-                <w:szCs w:val="28"/>
-              </w:rPr>
-            </w:pPr>
-            <w:r>
-              <w:rPr>
-                <w:rFonts w:cstheme="minorHAnsi"/>
-                <w:b/>
-                <w:color w:val="5B9BD5" w:themeColor="accent1"/>
-                <w:sz w:val="28"/>
-                <w:szCs w:val="28"/>
-              </w:rPr>
-              <w:t>16-bit int</w:t>
-            </w:r>
-          </w:p>
-        </w:tc>
-      </w:tr>
-      <w:tr>
-        <w:trPr>
-          <w:cnfStyle w:val="000000100000" w:firstRow="0" w:lastRow="0" w:firstColumn="0" w:lastColumn="0" w:oddVBand="0" w:evenVBand="0" w:oddHBand="1" w:evenHBand="0" w:firstRowFirstColumn="0" w:firstRowLastColumn="0" w:lastRowFirstColumn="0" w:lastRowLastColumn="0"/>
           <w:trHeight w:val="395"/>
         </w:trPr>
         <w:tc>
@@ -4946,7 +4821,7 @@
           </w:tcPr>
           <w:p>
             <w:pPr>
-              <w:cnfStyle w:val="000000100000" w:firstRow="0" w:lastRow="0" w:firstColumn="0" w:lastColumn="0" w:oddVBand="0" w:evenVBand="0" w:oddHBand="1" w:evenHBand="0" w:firstRowFirstColumn="0" w:firstRowLastColumn="0" w:lastRowFirstColumn="0" w:lastRowLastColumn="0"/>
+              <w:cnfStyle w:val="000000000000" w:firstRow="0" w:lastRow="0" w:firstColumn="0" w:lastColumn="0" w:oddVBand="0" w:evenVBand="0" w:oddHBand="0" w:evenHBand="0" w:firstRowFirstColumn="0" w:firstRowLastColumn="0" w:lastRowFirstColumn="0" w:lastRowLastColumn="0"/>
               <w:rPr>
                 <w:rFonts w:cstheme="minorHAnsi"/>
                 <w:b/>
@@ -4974,7 +4849,7 @@
           <w:p>
             <w:pPr>
               <w:jc w:val="center"/>
-              <w:cnfStyle w:val="000000100000" w:firstRow="0" w:lastRow="0" w:firstColumn="0" w:lastColumn="0" w:oddVBand="0" w:evenVBand="0" w:oddHBand="1" w:evenHBand="0" w:firstRowFirstColumn="0" w:firstRowLastColumn="0" w:lastRowFirstColumn="0" w:lastRowLastColumn="0"/>
+              <w:cnfStyle w:val="000000000000" w:firstRow="0" w:lastRow="0" w:firstColumn="0" w:lastColumn="0" w:oddVBand="0" w:evenVBand="0" w:oddHBand="0" w:evenHBand="0" w:firstRowFirstColumn="0" w:firstRowLastColumn="0" w:lastRowFirstColumn="0" w:lastRowLastColumn="0"/>
               <w:rPr>
                 <w:rFonts w:cstheme="minorHAnsi"/>
                 <w:b/>
@@ -5004,7 +4879,7 @@
           <w:p>
             <w:pPr>
               <w:jc w:val="center"/>
-              <w:cnfStyle w:val="000000100000" w:firstRow="0" w:lastRow="0" w:firstColumn="0" w:lastColumn="0" w:oddVBand="0" w:evenVBand="0" w:oddHBand="1" w:evenHBand="0" w:firstRowFirstColumn="0" w:firstRowLastColumn="0" w:lastRowFirstColumn="0" w:lastRowLastColumn="0"/>
+              <w:cnfStyle w:val="000000000000" w:firstRow="0" w:lastRow="0" w:firstColumn="0" w:lastColumn="0" w:oddVBand="0" w:evenVBand="0" w:oddHBand="0" w:evenHBand="0" w:firstRowFirstColumn="0" w:firstRowLastColumn="0" w:lastRowFirstColumn="0" w:lastRowLastColumn="0"/>
               <w:rPr>
                 <w:rFonts w:cstheme="minorHAnsi"/>
                 <w:b/>
@@ -5034,7 +4909,7 @@
           <w:p>
             <w:pPr>
               <w:jc w:val="center"/>
-              <w:cnfStyle w:val="000000100000" w:firstRow="0" w:lastRow="0" w:firstColumn="0" w:lastColumn="0" w:oddVBand="0" w:evenVBand="0" w:oddHBand="1" w:evenHBand="0" w:firstRowFirstColumn="0" w:firstRowLastColumn="0" w:lastRowFirstColumn="0" w:lastRowLastColumn="0"/>
+              <w:cnfStyle w:val="000000000000" w:firstRow="0" w:lastRow="0" w:firstColumn="0" w:lastColumn="0" w:oddVBand="0" w:evenVBand="0" w:oddHBand="0" w:evenHBand="0" w:firstRowFirstColumn="0" w:firstRowLastColumn="0" w:lastRowFirstColumn="0" w:lastRowLastColumn="0"/>
               <w:rPr>
                 <w:rFonts w:cstheme="minorHAnsi"/>
                 <w:b/>
@@ -5064,7 +4939,7 @@
           <w:p>
             <w:pPr>
               <w:jc w:val="center"/>
-              <w:cnfStyle w:val="000000100000" w:firstRow="0" w:lastRow="0" w:firstColumn="0" w:lastColumn="0" w:oddVBand="0" w:evenVBand="0" w:oddHBand="1" w:evenHBand="0" w:firstRowFirstColumn="0" w:firstRowLastColumn="0" w:lastRowFirstColumn="0" w:lastRowLastColumn="0"/>
+              <w:cnfStyle w:val="000000000000" w:firstRow="0" w:lastRow="0" w:firstColumn="0" w:lastColumn="0" w:oddVBand="0" w:evenVBand="0" w:oddHBand="0" w:evenHBand="0" w:firstRowFirstColumn="0" w:firstRowLastColumn="0" w:lastRowFirstColumn="0" w:lastRowLastColumn="0"/>
               <w:rPr>
                 <w:rFonts w:cstheme="minorHAnsi"/>
                 <w:b/>
@@ -7754,7 +7629,6 @@
               <w:dataBinding w:prefixMappings="xmlns:ns0='http://purl.org/dc/elements/1.1/' xmlns:ns1='http://schemas.openxmlformats.org/package/2006/metadata/core-properties' " w:xpath="/ns1:coreProperties[1]/ns0:title[1]" w:storeItemID="{6C3C8BC8-F283-45AE-878A-BAB7291924A1}"/>
               <w:text/>
             </w:sdtPr>
-            <w:sdtEndPr/>
             <w:sdtContent>
               <w:r>
                 <w:rPr>
@@ -7795,7 +7669,6 @@
             <w:dataBinding w:prefixMappings="xmlns:ns0='http://purl.org/dc/elements/1.1/' xmlns:ns1='http://schemas.openxmlformats.org/package/2006/metadata/core-properties' " w:xpath="/ns1:coreProperties[1]/ns0:creator[1]" w:storeItemID="{6C3C8BC8-F283-45AE-878A-BAB7291924A1}"/>
             <w:text/>
           </w:sdtPr>
-          <w:sdtEndPr/>
           <w:sdtContent>
             <w:p>
               <w:pPr>
@@ -14548,6 +14421,7 @@
     <w:rsid w:val="0058468E"/>
     <w:rsid w:val="005A2702"/>
     <w:rsid w:val="005E3D87"/>
+    <w:rsid w:val="005E65CE"/>
     <w:rsid w:val="00643A8F"/>
     <w:rsid w:val="00647EDA"/>
     <w:rsid w:val="00657F4E"/>
@@ -14591,6 +14465,7 @@
     <w:rsid w:val="00E00B52"/>
     <w:rsid w:val="00E0368B"/>
     <w:rsid w:val="00E311C0"/>
+    <w:rsid w:val="00E73BE9"/>
     <w:rsid w:val="00E97E41"/>
     <w:rsid w:val="00EB5A49"/>
     <w:rsid w:val="00EC64A5"/>
